--- a/docs/날씨챙겨_시간대별_판단기준_및_문구카탈로그_v1.1.docx
+++ b/docs/날씨챙겨_시간대별_판단기준_및_문구카탈로그_v1.1.docx
@@ -230,7 +230,7 @@
       <w:tr>
         <w:trPr>
           <w:cantSplit/>
-          <w:tblHeader/>
+          <w:tblHeader w:val="true"/>
           <w:jc w:val="center"/>
         </w:trPr>
         <w:tc>
@@ -441,17 +441,8 @@
             <w:vAlign w:val="center"/>
           </w:tcPr>
           <w:p>
-            <w:pPr>
-              <w:spacing w:before="0" w:after="0" w:line="259" w:lineRule="auto"/>
-              <w:jc w:val="center"/>
-            </w:pPr>
-            <w:r>
-              <w:rPr>
-                <w:rFonts w:ascii="Calibri" w:hAnsi="Calibri" w:eastAsia="Malgun Gothic"/>
-                <w:color w:val="20262D"/>
-                <w:sz w:val="17"/>
-              </w:rPr>
-              <w:t>2026-08-20</w:t>
+            <w:r>
+              <w:t>2026-08-21</w:t>
             </w:r>
           </w:p>
         </w:tc>
@@ -1205,7 +1196,7 @@
       <w:tr>
         <w:trPr>
           <w:cantSplit/>
-          <w:tblHeader/>
+          <w:tblHeader w:val="true"/>
           <w:jc w:val="center"/>
         </w:trPr>
         <w:tc>
@@ -1923,7 +1914,7 @@
       <w:tr>
         <w:trPr>
           <w:cantSplit/>
-          <w:tblHeader/>
+          <w:tblHeader w:val="true"/>
           <w:jc w:val="center"/>
         </w:trPr>
         <w:tc>
@@ -2321,7 +2312,7 @@
       <w:tr>
         <w:trPr>
           <w:cantSplit/>
-          <w:tblHeader/>
+          <w:tblHeader w:val="true"/>
           <w:jc w:val="center"/>
         </w:trPr>
         <w:tc>
@@ -3047,26 +3038,8 @@
             <w:vAlign w:val="center"/>
           </w:tcPr>
           <w:p>
-            <w:pPr>
-              <w:spacing w:after="0" w:line="252" w:lineRule="auto"/>
-            </w:pPr>
-            <w:r>
-              <w:rPr>
-                <w:sz w:val="16"/>
-              </w:rPr>
-              <w:t>전용</w:t>
-            </w:r>
-            <w:r>
-              <w:rPr>
-                <w:sz w:val="16"/>
-              </w:rPr>
-              <w:t xml:space="preserve"> Rule/Fact </w:t>
-            </w:r>
-            <w:r>
-              <w:rPr>
-                <w:sz w:val="16"/>
-              </w:rPr>
-              <w:t>없음</w:t>
+            <w:r>
+              <w:t>VENTILATION_GOOD Fact 구현</w:t>
             </w:r>
           </w:p>
         </w:tc>
@@ -3082,88 +3055,8 @@
             <w:vAlign w:val="center"/>
           </w:tcPr>
           <w:p>
-            <w:pPr>
-              <w:spacing w:after="0" w:line="252" w:lineRule="auto"/>
-              <w:rPr>
-                <w:lang w:eastAsia="ko-KR"/>
-              </w:rPr>
-            </w:pPr>
-            <w:r>
-              <w:rPr>
-                <w:sz w:val="16"/>
-                <w:lang w:eastAsia="ko-KR"/>
-              </w:rPr>
-              <w:t>강수</w:t>
-            </w:r>
-            <w:r>
-              <w:rPr>
-                <w:sz w:val="16"/>
-                <w:lang w:eastAsia="ko-KR"/>
-              </w:rPr>
-              <w:t>·</w:t>
-            </w:r>
-            <w:r>
-              <w:rPr>
-                <w:sz w:val="16"/>
-                <w:lang w:eastAsia="ko-KR"/>
-              </w:rPr>
-              <w:t>바람</w:t>
-            </w:r>
-            <w:r>
-              <w:rPr>
-                <w:sz w:val="16"/>
-                <w:lang w:eastAsia="ko-KR"/>
-              </w:rPr>
-              <w:t>·</w:t>
-            </w:r>
-            <w:r>
-              <w:rPr>
-                <w:sz w:val="16"/>
-                <w:lang w:eastAsia="ko-KR"/>
-              </w:rPr>
-              <w:t>대기질</w:t>
-            </w:r>
-            <w:r>
-              <w:rPr>
-                <w:sz w:val="16"/>
-                <w:lang w:eastAsia="ko-KR"/>
-              </w:rPr>
-              <w:t xml:space="preserve"> </w:t>
-            </w:r>
-            <w:r>
-              <w:rPr>
-                <w:sz w:val="16"/>
-                <w:lang w:eastAsia="ko-KR"/>
-              </w:rPr>
-              <w:t>안전</w:t>
-            </w:r>
-            <w:r>
-              <w:rPr>
-                <w:sz w:val="16"/>
-                <w:lang w:eastAsia="ko-KR"/>
-              </w:rPr>
-              <w:t xml:space="preserve"> </w:t>
-            </w:r>
-            <w:r>
-              <w:rPr>
-                <w:sz w:val="16"/>
-                <w:lang w:eastAsia="ko-KR"/>
-              </w:rPr>
-              <w:t>구간</w:t>
-            </w:r>
-            <w:r>
-              <w:rPr>
-                <w:sz w:val="16"/>
-                <w:lang w:eastAsia="ko-KR"/>
-              </w:rPr>
-              <w:t xml:space="preserve"> </w:t>
-            </w:r>
-            <w:r>
-              <w:rPr>
-                <w:sz w:val="16"/>
-                <w:lang w:eastAsia="ko-KR"/>
-              </w:rPr>
-              <w:t>산출</w:t>
+            <w:r>
+              <w:t>강수·바람·대기질·오존의 완전한 입력으로 안전 구간 산출</w:t>
             </w:r>
           </w:p>
         </w:tc>
@@ -3179,15 +3072,8 @@
             <w:vAlign w:val="center"/>
           </w:tcPr>
           <w:p>
-            <w:pPr>
-              <w:spacing w:after="0" w:line="252" w:lineRule="auto"/>
-              <w:jc w:val="center"/>
-            </w:pPr>
-            <w:r>
-              <w:rPr>
-                <w:sz w:val="16"/>
-              </w:rPr>
-              <w:t>미구현</w:t>
+            <w:r>
+              <w:t>구현 완료 · 입력 결측 시 긍정 문구 억제</w:t>
             </w:r>
           </w:p>
         </w:tc>
@@ -3856,7 +3742,7 @@
       <w:tr>
         <w:trPr>
           <w:cantSplit/>
-          <w:tblHeader/>
+          <w:tblHeader w:val="true"/>
           <w:jc w:val="center"/>
         </w:trPr>
         <w:tc>
@@ -4449,7 +4335,7 @@
       <w:tr>
         <w:trPr>
           <w:cantSplit/>
-          <w:tblHeader/>
+          <w:tblHeader w:val="true"/>
           <w:jc w:val="center"/>
           <w:tblHeader w:val="true"/>
         </w:trPr>
@@ -7065,7 +6951,7 @@
       <w:tr>
         <w:trPr>
           <w:cantSplit/>
-          <w:tblHeader/>
+          <w:tblHeader w:val="true"/>
           <w:jc w:val="center"/>
           <w:tblHeader w:val="true"/>
         </w:trPr>
@@ -7628,7 +7514,7 @@
       <w:tr>
         <w:trPr>
           <w:cantSplit/>
-          <w:tblHeader/>
+          <w:tblHeader w:val="true"/>
           <w:jc w:val="center"/>
           <w:tblHeader w:val="true"/>
         </w:trPr>
@@ -8333,7 +8219,7 @@
       <w:tr>
         <w:trPr>
           <w:cantSplit/>
-          <w:tblHeader/>
+          <w:tblHeader w:val="true"/>
           <w:jc w:val="center"/>
         </w:trPr>
         <w:tc>
@@ -9914,7 +9800,7 @@
       <w:tr>
         <w:trPr>
           <w:cantSplit/>
-          <w:tblHeader/>
+          <w:tblHeader w:val="true"/>
           <w:jc w:val="center"/>
         </w:trPr>
         <w:tc>
@@ -10626,7 +10512,7 @@
       <w:tr>
         <w:trPr>
           <w:cantSplit/>
-          <w:tblHeader/>
+          <w:tblHeader w:val="true"/>
           <w:jc w:val="center"/>
           <w:tblHeader w:val="true"/>
         </w:trPr>
@@ -11329,7 +11215,7 @@
       <w:tr>
         <w:trPr>
           <w:cantSplit/>
-          <w:tblHeader/>
+          <w:tblHeader w:val="true"/>
           <w:jc w:val="center"/>
           <w:tblHeader w:val="true"/>
         </w:trPr>
@@ -12256,7 +12142,7 @@
       <w:tr>
         <w:trPr>
           <w:cantSplit/>
-          <w:tblHeader/>
+          <w:tblHeader w:val="true"/>
           <w:jc w:val="center"/>
           <w:tblHeader w:val="true"/>
         </w:trPr>
@@ -13170,7 +13056,7 @@
       <w:tr>
         <w:trPr>
           <w:cantSplit/>
-          <w:tblHeader/>
+          <w:tblHeader w:val="true"/>
           <w:jc w:val="center"/>
           <w:tblHeader w:val="true"/>
         </w:trPr>
@@ -13920,7 +13806,7 @@
       <w:tr>
         <w:trPr>
           <w:cantSplit/>
-          <w:tblHeader/>
+          <w:tblHeader w:val="true"/>
           <w:jc w:val="center"/>
         </w:trPr>
         <w:tc>
@@ -14392,7 +14278,7 @@
       <w:pPr>
         <w:pStyle w:val="1"/>
         <w:keepNext/>
-        <w:pageBreakBefore/>
+        <w:pageBreakBefore w:val="0"/>
       </w:pPr>
       <w:r>
         <w:lastRenderedPageBreak/>
@@ -14439,7 +14325,7 @@
       <w:tr>
         <w:trPr>
           <w:cantSplit/>
-          <w:tblHeader/>
+          <w:tblHeader w:val="true"/>
           <w:jc w:val="center"/>
           <w:tblHeader w:val="true"/>
         </w:trPr>
@@ -15271,7 +15157,7 @@
       <w:tr>
         <w:trPr>
           <w:cantSplit/>
-          <w:tblHeader/>
+          <w:tblHeader w:val="true"/>
           <w:jc w:val="center"/>
           <w:tblHeader w:val="true"/>
         </w:trPr>
@@ -15717,7 +15603,7 @@
       <w:tr>
         <w:trPr>
           <w:cantSplit/>
-          <w:tblHeader/>
+          <w:tblHeader w:val="true"/>
           <w:jc w:val="center"/>
           <w:tblHeader w:val="true"/>
         </w:trPr>
@@ -16430,7 +16316,7 @@
       <w:tr>
         <w:trPr>
           <w:cantSplit/>
-          <w:tblHeader/>
+          <w:tblHeader w:val="true"/>
           <w:jc w:val="center"/>
         </w:trPr>
         <w:tc>
@@ -18239,7 +18125,7 @@
       <w:tr>
         <w:trPr>
           <w:cantSplit/>
-          <w:tblHeader/>
+          <w:tblHeader w:val="true"/>
           <w:jc w:val="center"/>
         </w:trPr>
         <w:tc>
@@ -18890,7 +18776,7 @@
       <w:tr>
         <w:trPr>
           <w:cantSplit/>
-          <w:tblHeader/>
+          <w:tblHeader w:val="true"/>
           <w:jc w:val="center"/>
         </w:trPr>
         <w:tc>
@@ -20137,7 +20023,7 @@
       <w:tr>
         <w:trPr>
           <w:cantSplit/>
-          <w:tblHeader/>
+          <w:tblHeader w:val="true"/>
           <w:jc w:val="center"/>
         </w:trPr>
         <w:tc>
@@ -21688,7 +21574,7 @@
       <w:tr>
         <w:trPr>
           <w:cantSplit/>
-          <w:tblHeader/>
+          <w:tblHeader w:val="true"/>
           <w:jc w:val="center"/>
         </w:trPr>
         <w:tc>
@@ -24250,7 +24136,7 @@
       <w:tr>
         <w:trPr>
           <w:cantSplit/>
-          <w:tblHeader/>
+          <w:tblHeader w:val="true"/>
           <w:jc w:val="center"/>
         </w:trPr>
         <w:tc>
@@ -26943,7 +26829,7 @@
       <w:tr>
         <w:trPr>
           <w:cantSplit/>
-          <w:tblHeader/>
+          <w:tblHeader w:val="true"/>
           <w:jc w:val="center"/>
           <w:tblHeader w:val="true"/>
         </w:trPr>
@@ -28561,7 +28447,7 @@
       <w:tr>
         <w:trPr>
           <w:cantSplit/>
-          <w:tblHeader/>
+          <w:tblHeader w:val="true"/>
           <w:jc w:val="center"/>
         </w:trPr>
         <w:tc>
@@ -29282,7 +29168,7 @@
       <w:tr>
         <w:trPr>
           <w:cantSplit/>
-          <w:tblHeader/>
+          <w:tblHeader w:val="true"/>
           <w:jc w:val="center"/>
         </w:trPr>
         <w:tc>
@@ -30409,7 +30295,7 @@
       <w:tr>
         <w:trPr>
           <w:cantSplit/>
-          <w:tblHeader/>
+          <w:tblHeader w:val="true"/>
           <w:jc w:val="center"/>
           <w:tblHeader w:val="true"/>
         </w:trPr>
@@ -30906,7 +30792,7 @@
       <w:tr>
         <w:trPr>
           <w:cantSplit/>
-          <w:tblHeader/>
+          <w:tblHeader w:val="true"/>
           <w:jc w:val="center"/>
           <w:tblHeader w:val="true"/>
         </w:trPr>
@@ -31448,7 +31334,7 @@
       <w:tr>
         <w:trPr>
           <w:cantSplit/>
-          <w:tblHeader/>
+          <w:tblHeader w:val="true"/>
           <w:jc w:val="center"/>
           <w:tblHeader w:val="true"/>
         </w:trPr>
@@ -31714,17 +31600,8 @@
             </w:tcMar>
           </w:tcPr>
           <w:p>
-            <w:pPr>
-              <w:spacing w:before="0" w:after="0" w:line="259" w:lineRule="auto"/>
-              <w:jc w:val="left"/>
-            </w:pPr>
-            <w:r>
-              <w:rPr>
-                <w:rFonts w:ascii="Calibri" w:hAnsi="Calibri" w:eastAsia="Malgun Gothic"/>
-                <w:color w:val="20262D"/>
-                <w:sz w:val="16"/>
-              </w:rPr>
-              <w:t>src/providers/kma/* · src/providers/airKorea/* · src/normalizers/*</w:t>
+            <w:r>
+              <w:t>src/providers/weather · uv · air · environmental</w:t>
             </w:r>
           </w:p>
         </w:tc>
@@ -31805,19 +31682,14 @@
         </w:rPr>
       </w:pPr>
       <w:r>
-        <w:rPr>
-          <w:rFonts w:ascii="Calibri" w:hAnsi="Calibri" w:eastAsia="Malgun Gothic"/>
-          <w:color w:val="20262D"/>
-          <w:sz w:val="19"/>
-        </w:rPr>
-        <w:t>완료 조건  서버가 실제 hourly Provider 데이터로 같은 decisionVersion에서 재현 가능한 Fact를 만들고, 공식 특보와 앱 추론을 구분하며, 사용자 일정에 맞춘 행동 시간·마감·근거를 반환하고, D1 장애 시에도 코드 문구로 Today API를 정상 완성하면 v1.1 운영 전환이 가능하다.</w:t>
+        <w:t>구현 상태  서버는 실제 단기예보 hourly, 생활기상지수 V5 자외선, 에어코리아 현재 관측을 출처와 함께 정규화한다. 공식 신호와 앱 추론을 구분하고 환경 Provider 장애는 부분 결측으로 격리한다.</w:t>
       </w:r>
     </w:p>
     <w:p>
       <w:pPr>
         <w:pStyle w:val="1"/>
         <w:keepNext/>
-        <w:pageBreakBefore/>
+        <w:pageBreakBefore w:val="0"/>
       </w:pPr>
       <w:r>
         <w:t>12. 파생 데이터와 시간 창 계산</w:t>
@@ -32936,6 +32808,9 @@
         <w:gridCol w:w="9360"/>
       </w:tblGrid>
       <w:tr>
+        <w:trPr>
+          <w:tblHeader w:val="true"/>
+        </w:trPr>
         <w:tc>
           <w:tcPr>
             <w:tcW w:type="dxa" w:w="9360"/>
@@ -35374,7 +35249,7 @@
       <w:pPr>
         <w:pStyle w:val="1"/>
         <w:keepNext/>
-        <w:pageBreakBefore/>
+        <w:pageBreakBefore w:val="0"/>
       </w:pPr>
       <w:r>
         <w:t>14. v1.1 추가 문구 카탈로그</w:t>
@@ -37639,12 +37514,7 @@
         <w:spacing w:after="120" w:line="269" w:lineRule="auto"/>
       </w:pPr>
       <w:r>
-        <w:rPr>
-          <w:rFonts w:ascii="Calibri" w:hAnsi="Calibri" w:eastAsia="Malgun Gothic"/>
-          <w:color w:val="20262D"/>
-          <w:sz w:val="19"/>
-        </w:rPr>
-        <w:t>기상청 단기예보: TMP·TMN·TMX·SKY·PTY·POP·PCP·SNO·REH·WSD·VEC 등 시간별 예보를 사용한다. https://data.kma.go.kr/community/nuriLovePopup.do</w:t>
+        <w:t>기상청 단기예보: TMP·TMN·TMX·SKY·PTY·POP·PCP·SNO·REH·WSD·VEC 등 시간별 예보를 사용한다. https://www.data.go.kr/data/15084084/openapi.do</w:t>
       </w:r>
     </w:p>
     <w:p>
@@ -37652,12 +37522,7 @@
         <w:spacing w:after="120" w:line="269" w:lineRule="auto"/>
       </w:pPr>
       <w:r>
-        <w:rPr>
-          <w:rFonts w:ascii="Calibri" w:hAnsi="Calibri" w:eastAsia="Malgun Gothic"/>
-          <w:color w:val="20262D"/>
-          <w:sz w:val="19"/>
-        </w:rPr>
-        <w:t>기상청 생활기상지수: 자외선·대기정체·꽃가루농도위험·동파가능 등 제공 시기와 단계를 확인한다. https://www.weather.go.kr/weather/lifenindustry/index_info1_1.jsp</w:t>
+        <w:t>기상청 생활기상지수 V5: getUVIdxV5의 3시간 단위 자외선 예측을 사용한다. https://www.data.go.kr/data/15085288/openapi.do</w:t>
       </w:r>
     </w:p>
     <w:p>
@@ -37706,6 +37571,9 @@
         <w:gridCol w:w="9360"/>
       </w:tblGrid>
       <w:tr>
+        <w:trPr>
+          <w:tblHeader w:val="true"/>
+        </w:trPr>
         <w:tc>
           <w:tcPr>
             <w:tcW w:type="dxa" w:w="9360"/>
@@ -37735,6 +37603,523 @@
         </w:tc>
       </w:tr>
     </w:tbl>
+    <w:p>
+      <w:r>
+        <w:br w:type="page"/>
+      </w:r>
+    </w:p>
+    <w:p>
+      <w:pPr>
+        <w:pStyle w:val="1"/>
+      </w:pPr>
+      <w:r>
+        <w:t>16. 환경 Provider 구현 부록 (v1.1)</w:t>
+      </w:r>
+    </w:p>
+    <w:p>
+      <w:r>
+        <w:t>이 부록은 2026-08-21 실제 서버 구현을 기준으로 시간대별 계약을 보완한다. 예보와 관측을 같은 의미로 확장하지 않고 원본의 유효시간을 보존한다.</w:t>
+      </w:r>
+    </w:p>
+    <w:tbl>
+      <w:tblPr>
+        <w:tblW w:type="auto" w:w="0"/>
+        <w:tblLayout w:type="fixed"/>
+        <w:tblLook w:firstColumn="1" w:firstRow="1" w:lastColumn="0" w:lastRow="0" w:noHBand="0" w:noVBand="1" w:val="04A0"/>
+      </w:tblPr>
+      <w:tblGrid>
+        <w:gridCol w:w="2340"/>
+        <w:gridCol w:w="2340"/>
+        <w:gridCol w:w="2340"/>
+        <w:gridCol w:w="2340"/>
+      </w:tblGrid>
+      <w:tr>
+        <w:trPr>
+          <w:tblHeader w:val="true"/>
+        </w:trPr>
+        <w:tc>
+          <w:tcPr>
+            <w:tcW w:type="dxa" w:w="1417"/>
+            <w:shd w:fill="D9E8F5"/>
+            <w:tcBorders>
+              <w:top w:val="single" w:sz="6" w:space="0" w:color="AFC4DE"/>
+              <w:left w:val="single" w:sz="6" w:space="0" w:color="AFC4DE"/>
+              <w:bottom w:val="single" w:sz="6" w:space="0" w:color="AFC4DE"/>
+              <w:right w:val="single" w:sz="6" w:space="0" w:color="AFC4DE"/>
+              <w:insideH w:val="single" w:sz="6" w:space="0" w:color="AFC4DE"/>
+              <w:insideV w:val="single" w:sz="6" w:space="0" w:color="AFC4DE"/>
+            </w:tcBorders>
+            <w:vAlign w:val="center"/>
+          </w:tcPr>
+          <w:p>
+            <w:pPr>
+              <w:spacing w:before="0" w:after="20" w:line="259" w:lineRule="auto"/>
+            </w:pPr>
+            <w:r>
+              <w:rPr>
+                <w:b/>
+                <w:sz w:val="19"/>
+              </w:rPr>
+              <w:t>항목</w:t>
+            </w:r>
+          </w:p>
+        </w:tc>
+        <w:tc>
+          <w:tcPr>
+            <w:tcW w:type="dxa" w:w="2494"/>
+            <w:shd w:fill="D9E8F5"/>
+            <w:tcBorders>
+              <w:top w:val="single" w:sz="6" w:space="0" w:color="AFC4DE"/>
+              <w:left w:val="single" w:sz="6" w:space="0" w:color="AFC4DE"/>
+              <w:bottom w:val="single" w:sz="6" w:space="0" w:color="AFC4DE"/>
+              <w:right w:val="single" w:sz="6" w:space="0" w:color="AFC4DE"/>
+              <w:insideH w:val="single" w:sz="6" w:space="0" w:color="AFC4DE"/>
+              <w:insideV w:val="single" w:sz="6" w:space="0" w:color="AFC4DE"/>
+            </w:tcBorders>
+            <w:vAlign w:val="center"/>
+          </w:tcPr>
+          <w:p>
+            <w:pPr>
+              <w:spacing w:before="0" w:after="20" w:line="259" w:lineRule="auto"/>
+            </w:pPr>
+            <w:r>
+              <w:rPr>
+                <w:b/>
+                <w:sz w:val="19"/>
+              </w:rPr>
+              <w:t>원본 시간</w:t>
+            </w:r>
+          </w:p>
+        </w:tc>
+        <w:tc>
+          <w:tcPr>
+            <w:tcW w:type="dxa" w:w="3005"/>
+            <w:shd w:fill="D9E8F5"/>
+            <w:tcBorders>
+              <w:top w:val="single" w:sz="6" w:space="0" w:color="AFC4DE"/>
+              <w:left w:val="single" w:sz="6" w:space="0" w:color="AFC4DE"/>
+              <w:bottom w:val="single" w:sz="6" w:space="0" w:color="AFC4DE"/>
+              <w:right w:val="single" w:sz="6" w:space="0" w:color="AFC4DE"/>
+              <w:insideH w:val="single" w:sz="6" w:space="0" w:color="AFC4DE"/>
+              <w:insideV w:val="single" w:sz="6" w:space="0" w:color="AFC4DE"/>
+            </w:tcBorders>
+            <w:vAlign w:val="center"/>
+          </w:tcPr>
+          <w:p>
+            <w:pPr>
+              <w:spacing w:before="0" w:after="20" w:line="259" w:lineRule="auto"/>
+            </w:pPr>
+            <w:r>
+              <w:rPr>
+                <w:b/>
+                <w:sz w:val="19"/>
+              </w:rPr>
+              <w:t>WeatherSnapshot 적용</w:t>
+            </w:r>
+          </w:p>
+        </w:tc>
+        <w:tc>
+          <w:tcPr>
+            <w:tcW w:type="dxa" w:w="2721"/>
+            <w:shd w:fill="D9E8F5"/>
+            <w:tcBorders>
+              <w:top w:val="single" w:sz="6" w:space="0" w:color="AFC4DE"/>
+              <w:left w:val="single" w:sz="6" w:space="0" w:color="AFC4DE"/>
+              <w:bottom w:val="single" w:sz="6" w:space="0" w:color="AFC4DE"/>
+              <w:right w:val="single" w:sz="6" w:space="0" w:color="AFC4DE"/>
+              <w:insideH w:val="single" w:sz="6" w:space="0" w:color="AFC4DE"/>
+              <w:insideV w:val="single" w:sz="6" w:space="0" w:color="AFC4DE"/>
+            </w:tcBorders>
+            <w:vAlign w:val="center"/>
+          </w:tcPr>
+          <w:p>
+            <w:pPr>
+              <w:spacing w:before="0" w:after="20" w:line="259" w:lineRule="auto"/>
+            </w:pPr>
+            <w:r>
+              <w:rPr>
+                <w:b/>
+                <w:sz w:val="19"/>
+              </w:rPr>
+              <w:t>결측 정책</w:t>
+            </w:r>
+          </w:p>
+        </w:tc>
+      </w:tr>
+      <w:tr>
+        <w:trPr/>
+        <w:tc>
+          <w:tcPr>
+            <w:tcW w:type="dxa" w:w="1417"/>
+            <w:tcBorders>
+              <w:top w:val="single" w:sz="6" w:space="0" w:color="AFC4DE"/>
+              <w:left w:val="single" w:sz="6" w:space="0" w:color="AFC4DE"/>
+              <w:bottom w:val="single" w:sz="6" w:space="0" w:color="AFC4DE"/>
+              <w:right w:val="single" w:sz="6" w:space="0" w:color="AFC4DE"/>
+              <w:insideH w:val="single" w:sz="6" w:space="0" w:color="AFC4DE"/>
+              <w:insideV w:val="single" w:sz="6" w:space="0" w:color="AFC4DE"/>
+            </w:tcBorders>
+            <w:vAlign w:val="center"/>
+          </w:tcPr>
+          <w:p>
+            <w:pPr>
+              <w:spacing w:before="0" w:after="20" w:line="259" w:lineRule="auto"/>
+            </w:pPr>
+            <w:r>
+              <w:rPr>
+                <w:sz w:val="18"/>
+              </w:rPr>
+              <w:t>자외선</w:t>
+            </w:r>
+          </w:p>
+        </w:tc>
+        <w:tc>
+          <w:tcPr>
+            <w:tcW w:type="dxa" w:w="2494"/>
+            <w:tcBorders>
+              <w:top w:val="single" w:sz="6" w:space="0" w:color="AFC4DE"/>
+              <w:left w:val="single" w:sz="6" w:space="0" w:color="AFC4DE"/>
+              <w:bottom w:val="single" w:sz="6" w:space="0" w:color="AFC4DE"/>
+              <w:right w:val="single" w:sz="6" w:space="0" w:color="AFC4DE"/>
+              <w:insideH w:val="single" w:sz="6" w:space="0" w:color="AFC4DE"/>
+              <w:insideV w:val="single" w:sz="6" w:space="0" w:color="AFC4DE"/>
+            </w:tcBorders>
+            <w:vAlign w:val="center"/>
+          </w:tcPr>
+          <w:p>
+            <w:pPr>
+              <w:spacing w:before="0" w:after="20" w:line="259" w:lineRule="auto"/>
+            </w:pPr>
+            <w:r>
+              <w:rPr>
+                <w:sz w:val="18"/>
+              </w:rPr>
+              <w:t>V5 발표시각 + h0~h75, 3시간 간격</w:t>
+            </w:r>
+          </w:p>
+        </w:tc>
+        <w:tc>
+          <w:tcPr>
+            <w:tcW w:type="dxa" w:w="3005"/>
+            <w:tcBorders>
+              <w:top w:val="single" w:sz="6" w:space="0" w:color="AFC4DE"/>
+              <w:left w:val="single" w:sz="6" w:space="0" w:color="AFC4DE"/>
+              <w:bottom w:val="single" w:sz="6" w:space="0" w:color="AFC4DE"/>
+              <w:right w:val="single" w:sz="6" w:space="0" w:color="AFC4DE"/>
+              <w:insideH w:val="single" w:sz="6" w:space="0" w:color="AFC4DE"/>
+              <w:insideV w:val="single" w:sz="6" w:space="0" w:color="AFC4DE"/>
+            </w:tcBorders>
+            <w:vAlign w:val="center"/>
+          </w:tcPr>
+          <w:p>
+            <w:pPr>
+              <w:spacing w:before="0" w:after="20" w:line="259" w:lineRule="auto"/>
+            </w:pPr>
+            <w:r>
+              <w:rPr>
+                <w:sz w:val="18"/>
+              </w:rPr>
+              <w:t>해당 시각부터 다음 3시간 미만 슬롯에 uvIndex</w:t>
+            </w:r>
+          </w:p>
+        </w:tc>
+        <w:tc>
+          <w:tcPr>
+            <w:tcW w:type="dxa" w:w="2721"/>
+            <w:tcBorders>
+              <w:top w:val="single" w:sz="6" w:space="0" w:color="AFC4DE"/>
+              <w:left w:val="single" w:sz="6" w:space="0" w:color="AFC4DE"/>
+              <w:bottom w:val="single" w:sz="6" w:space="0" w:color="AFC4DE"/>
+              <w:right w:val="single" w:sz="6" w:space="0" w:color="AFC4DE"/>
+              <w:insideH w:val="single" w:sz="6" w:space="0" w:color="AFC4DE"/>
+              <w:insideV w:val="single" w:sz="6" w:space="0" w:color="AFC4DE"/>
+            </w:tcBorders>
+            <w:vAlign w:val="center"/>
+          </w:tcPr>
+          <w:p>
+            <w:pPr>
+              <w:spacing w:before="0" w:after="20" w:line="259" w:lineRule="auto"/>
+            </w:pPr>
+            <w:r>
+              <w:rPr>
+                <w:sz w:val="18"/>
+              </w:rPr>
+              <w:t>미해결 시 UV_UNAVAILABLE</w:t>
+            </w:r>
+          </w:p>
+        </w:tc>
+      </w:tr>
+      <w:tr>
+        <w:trPr/>
+        <w:tc>
+          <w:tcPr>
+            <w:tcW w:type="dxa" w:w="1417"/>
+            <w:tcBorders>
+              <w:top w:val="single" w:sz="6" w:space="0" w:color="AFC4DE"/>
+              <w:left w:val="single" w:sz="6" w:space="0" w:color="AFC4DE"/>
+              <w:bottom w:val="single" w:sz="6" w:space="0" w:color="AFC4DE"/>
+              <w:right w:val="single" w:sz="6" w:space="0" w:color="AFC4DE"/>
+              <w:insideH w:val="single" w:sz="6" w:space="0" w:color="AFC4DE"/>
+              <w:insideV w:val="single" w:sz="6" w:space="0" w:color="AFC4DE"/>
+            </w:tcBorders>
+            <w:vAlign w:val="center"/>
+          </w:tcPr>
+          <w:p>
+            <w:pPr>
+              <w:spacing w:before="0" w:after="20" w:line="259" w:lineRule="auto"/>
+            </w:pPr>
+            <w:r>
+              <w:rPr>
+                <w:sz w:val="18"/>
+              </w:rPr>
+              <w:t>PM10·PM2.5·오존</w:t>
+            </w:r>
+          </w:p>
+        </w:tc>
+        <w:tc>
+          <w:tcPr>
+            <w:tcW w:type="dxa" w:w="2494"/>
+            <w:tcBorders>
+              <w:top w:val="single" w:sz="6" w:space="0" w:color="AFC4DE"/>
+              <w:left w:val="single" w:sz="6" w:space="0" w:color="AFC4DE"/>
+              <w:bottom w:val="single" w:sz="6" w:space="0" w:color="AFC4DE"/>
+              <w:right w:val="single" w:sz="6" w:space="0" w:color="AFC4DE"/>
+              <w:insideH w:val="single" w:sz="6" w:space="0" w:color="AFC4DE"/>
+              <w:insideV w:val="single" w:sz="6" w:space="0" w:color="AFC4DE"/>
+            </w:tcBorders>
+            <w:vAlign w:val="center"/>
+          </w:tcPr>
+          <w:p>
+            <w:pPr>
+              <w:spacing w:before="0" w:after="20" w:line="259" w:lineRule="auto"/>
+            </w:pPr>
+            <w:r>
+              <w:rPr>
+                <w:sz w:val="18"/>
+              </w:rPr>
+              <w:t>에어코리아 측정시각, 4시간 이내</w:t>
+            </w:r>
+          </w:p>
+        </w:tc>
+        <w:tc>
+          <w:tcPr>
+            <w:tcW w:type="dxa" w:w="3005"/>
+            <w:tcBorders>
+              <w:top w:val="single" w:sz="6" w:space="0" w:color="AFC4DE"/>
+              <w:left w:val="single" w:sz="6" w:space="0" w:color="AFC4DE"/>
+              <w:bottom w:val="single" w:sz="6" w:space="0" w:color="AFC4DE"/>
+              <w:right w:val="single" w:sz="6" w:space="0" w:color="AFC4DE"/>
+              <w:insideH w:val="single" w:sz="6" w:space="0" w:color="AFC4DE"/>
+              <w:insideV w:val="single" w:sz="6" w:space="0" w:color="AFC4DE"/>
+            </w:tcBorders>
+            <w:vAlign w:val="center"/>
+          </w:tcPr>
+          <w:p>
+            <w:pPr>
+              <w:spacing w:before="0" w:after="20" w:line="259" w:lineRule="auto"/>
+            </w:pPr>
+            <w:r>
+              <w:rPr>
+                <w:sz w:val="18"/>
+              </w:rPr>
+              <w:t>current와 첫 hourly에만 적용</w:t>
+            </w:r>
+          </w:p>
+        </w:tc>
+        <w:tc>
+          <w:tcPr>
+            <w:tcW w:type="dxa" w:w="2721"/>
+            <w:tcBorders>
+              <w:top w:val="single" w:sz="6" w:space="0" w:color="AFC4DE"/>
+              <w:left w:val="single" w:sz="6" w:space="0" w:color="AFC4DE"/>
+              <w:bottom w:val="single" w:sz="6" w:space="0" w:color="AFC4DE"/>
+              <w:right w:val="single" w:sz="6" w:space="0" w:color="AFC4DE"/>
+              <w:insideH w:val="single" w:sz="6" w:space="0" w:color="AFC4DE"/>
+              <w:insideV w:val="single" w:sz="6" w:space="0" w:color="AFC4DE"/>
+            </w:tcBorders>
+            <w:vAlign w:val="center"/>
+          </w:tcPr>
+          <w:p>
+            <w:pPr>
+              <w:spacing w:before="0" w:after="20" w:line="259" w:lineRule="auto"/>
+            </w:pPr>
+            <w:r>
+              <w:rPr>
+                <w:sz w:val="18"/>
+              </w:rPr>
+              <w:t>미해결 시 AIR_QUALITY_UNAVAILABLE</w:t>
+            </w:r>
+          </w:p>
+        </w:tc>
+      </w:tr>
+      <w:tr>
+        <w:trPr/>
+        <w:tc>
+          <w:tcPr>
+            <w:tcW w:type="dxa" w:w="1417"/>
+            <w:tcBorders>
+              <w:top w:val="single" w:sz="6" w:space="0" w:color="AFC4DE"/>
+              <w:left w:val="single" w:sz="6" w:space="0" w:color="AFC4DE"/>
+              <w:bottom w:val="single" w:sz="6" w:space="0" w:color="AFC4DE"/>
+              <w:right w:val="single" w:sz="6" w:space="0" w:color="AFC4DE"/>
+              <w:insideH w:val="single" w:sz="6" w:space="0" w:color="AFC4DE"/>
+              <w:insideV w:val="single" w:sz="6" w:space="0" w:color="AFC4DE"/>
+            </w:tcBorders>
+            <w:vAlign w:val="center"/>
+          </w:tcPr>
+          <w:p>
+            <w:pPr>
+              <w:spacing w:before="0" w:after="20" w:line="259" w:lineRule="auto"/>
+            </w:pPr>
+            <w:r>
+              <w:rPr>
+                <w:sz w:val="18"/>
+              </w:rPr>
+              <w:t>캐시</w:t>
+            </w:r>
+          </w:p>
+        </w:tc>
+        <w:tc>
+          <w:tcPr>
+            <w:tcW w:type="dxa" w:w="2494"/>
+            <w:tcBorders>
+              <w:top w:val="single" w:sz="6" w:space="0" w:color="AFC4DE"/>
+              <w:left w:val="single" w:sz="6" w:space="0" w:color="AFC4DE"/>
+              <w:bottom w:val="single" w:sz="6" w:space="0" w:color="AFC4DE"/>
+              <w:right w:val="single" w:sz="6" w:space="0" w:color="AFC4DE"/>
+              <w:insideH w:val="single" w:sz="6" w:space="0" w:color="AFC4DE"/>
+              <w:insideV w:val="single" w:sz="6" w:space="0" w:color="AFC4DE"/>
+            </w:tcBorders>
+            <w:vAlign w:val="center"/>
+          </w:tcPr>
+          <w:p>
+            <w:pPr>
+              <w:spacing w:before="0" w:after="20" w:line="259" w:lineRule="auto"/>
+            </w:pPr>
+            <w:r>
+              <w:rPr>
+                <w:sz w:val="18"/>
+              </w:rPr>
+              <w:t>자외선 2시간·대기질 30분 fresh</w:t>
+            </w:r>
+          </w:p>
+        </w:tc>
+        <w:tc>
+          <w:tcPr>
+            <w:tcW w:type="dxa" w:w="3005"/>
+            <w:tcBorders>
+              <w:top w:val="single" w:sz="6" w:space="0" w:color="AFC4DE"/>
+              <w:left w:val="single" w:sz="6" w:space="0" w:color="AFC4DE"/>
+              <w:bottom w:val="single" w:sz="6" w:space="0" w:color="AFC4DE"/>
+              <w:right w:val="single" w:sz="6" w:space="0" w:color="AFC4DE"/>
+              <w:insideH w:val="single" w:sz="6" w:space="0" w:color="AFC4DE"/>
+              <w:insideV w:val="single" w:sz="6" w:space="0" w:color="AFC4DE"/>
+            </w:tcBorders>
+            <w:vAlign w:val="center"/>
+          </w:tcPr>
+          <w:p>
+            <w:pPr>
+              <w:spacing w:before="0" w:after="20" w:line="259" w:lineRule="auto"/>
+            </w:pPr>
+            <w:r>
+              <w:rPr>
+                <w:sz w:val="18"/>
+              </w:rPr>
+              <w:t>source state에 CACHED 기록</w:t>
+            </w:r>
+          </w:p>
+        </w:tc>
+        <w:tc>
+          <w:tcPr>
+            <w:tcW w:type="dxa" w:w="2721"/>
+            <w:tcBorders>
+              <w:top w:val="single" w:sz="6" w:space="0" w:color="AFC4DE"/>
+              <w:left w:val="single" w:sz="6" w:space="0" w:color="AFC4DE"/>
+              <w:bottom w:val="single" w:sz="6" w:space="0" w:color="AFC4DE"/>
+              <w:right w:val="single" w:sz="6" w:space="0" w:color="AFC4DE"/>
+              <w:insideH w:val="single" w:sz="6" w:space="0" w:color="AFC4DE"/>
+              <w:insideV w:val="single" w:sz="6" w:space="0" w:color="AFC4DE"/>
+            </w:tcBorders>
+            <w:vAlign w:val="center"/>
+          </w:tcPr>
+          <w:p>
+            <w:pPr>
+              <w:spacing w:before="0" w:after="20" w:line="259" w:lineRule="auto"/>
+            </w:pPr>
+            <w:r>
+              <w:rPr>
+                <w:sz w:val="18"/>
+              </w:rPr>
+              <w:t>조회 실패 시 UV 8시간·대기질 3시간까지만 STALE</w:t>
+            </w:r>
+          </w:p>
+        </w:tc>
+      </w:tr>
+    </w:tbl>
+    <w:p>
+      <w:pPr>
+        <w:pStyle w:val="21"/>
+      </w:pPr>
+      <w:r>
+        <w:t>16.1 Provider 상태와 판단</w:t>
+      </w:r>
+    </w:p>
+    <w:p>
+      <w:pPr>
+        <w:pStyle w:val="a0"/>
+      </w:pPr>
+      <w:r>
+        <w:t>AVAILABLE/CACHED/STALE 값은 source observedAt과 cachedAt을 함께 전달한다.</w:t>
+      </w:r>
+    </w:p>
+    <w:p>
+      <w:pPr>
+        <w:pStyle w:val="a0"/>
+      </w:pPr>
+      <w:r>
+        <w:t>UNAVAILABLE/UNSUPPORTED_REGION은 0으로 바꾸지 않으며 해당 입력이 필요한 긍정 Fact와 장면을 생성하지 않는다.</w:t>
+      </w:r>
+    </w:p>
+    <w:p>
+      <w:pPr>
+        <w:pStyle w:val="a0"/>
+      </w:pPr>
+      <w:r>
+        <w:t>PM 관측은 미래 예보가 아니므로 모든 hourly 슬롯에 복제하지 않는다. 자외선만 공식 예측 유효구간에 맞춰 시간별 판단에 사용한다.</w:t>
+      </w:r>
+    </w:p>
+    <w:p>
+      <w:pPr>
+        <w:pStyle w:val="a0"/>
+      </w:pPr>
+      <w:r>
+        <w:t>대기질이 나쁘면 AIR_QUALITY_BAD와 마스크 계열을 생성할 수 있지만, 결측 상태만으로 위험을 추정하지 않는다.</w:t>
+      </w:r>
+    </w:p>
+    <w:p>
+      <w:pPr>
+        <w:pStyle w:val="21"/>
+      </w:pPr>
+      <w:r>
+        <w:t>16.2 운영 데이터 승인</w:t>
+      </w:r>
+    </w:p>
+    <w:p>
+      <w:pPr>
+        <w:pStyle w:val="a0"/>
+      </w:pPr>
+      <w:r>
+        <w:t>단기예보·생활기상지수(5.0)·에어코리아 대기오염정보는 공공데이터포털에서 각각 활용신청해야 한다.</w:t>
+      </w:r>
+    </w:p>
+    <w:p>
+      <w:pPr>
+        <w:pStyle w:val="a0"/>
+      </w:pPr>
+      <w:r>
+        <w:t>동일 일반 인증키를 사용하더라도 서비스별 승인이 없으면 Provider 상태는 UNAVAILABLE이다.</w:t>
+      </w:r>
+    </w:p>
     <w:sectPr>
       <w:headerReference w:type="default" r:id="rId8"/>
       <w:footerReference w:type="default" r:id="rId9"/>

--- a/docs/날씨챙겨_시간대별_판단기준_및_문구카탈로그_v1.1.docx
+++ b/docs/날씨챙겨_시간대별_판단기준_및_문구카탈로그_v1.1.docx
@@ -5833,7 +5833,7 @@
                 <w:color w:val="20262D"/>
                 <w:sz w:val="15"/>
               </w:rPr>
-              <w:t>강설·누적 적설</w:t>
+              <w:t>강설·누적 예상 신적설</w:t>
             </w:r>
           </w:p>
         </w:tc>
@@ -7255,7 +7255,7 @@
                 <w:color w:val="20262D"/>
                 <w:sz w:val="16"/>
               </w:rPr>
-              <w:t>강수·적설 범주</w:t>
+              <w:t>강수·예상 신적설 범주</w:t>
             </w:r>
           </w:p>
         </w:tc>
@@ -30437,7 +30437,7 @@
                 <w:color w:val="20262D"/>
                 <w:sz w:val="15"/>
               </w:rPr>
-              <w:t>PTY·적설</w:t>
+              <w:t>PTY·예상 신적설</w:t>
             </w:r>
           </w:p>
         </w:tc>
@@ -34293,7 +34293,7 @@
                 <w:color w:val="20262D"/>
                 <w:sz w:val="14"/>
               </w:rPr>
-              <w:t>향후 강수·황사·PM·적설</w:t>
+              <w:t>향후 강수·황사·PM·예상 신적설</w:t>
             </w:r>
           </w:p>
         </w:tc>
@@ -38118,6 +38118,59 @@
       </w:pPr>
       <w:r>
         <w:t>동일 일반 인증키를 사용하더라도 서비스별 승인이 없으면 Provider 상태는 UNAVAILABLE이다.</w:t>
+      </w:r>
+    </w:p>
+    <w:p>
+      <w:r>
+        <w:br w:type="page"/>
+      </w:r>
+    </w:p>
+    <w:p>
+      <w:pPr>
+        <w:pStyle w:val="1"/>
+      </w:pPr>
+      <w:r>
+        <w:t>현재 적설량과 신적설의 정의</w:t>
+      </w:r>
+    </w:p>
+    <w:p>
+      <w:pPr>
+        <w:spacing w:after="160"/>
+      </w:pPr>
+      <w:r>
+        <w:t>적설량은 기존에 내린 눈을 포함해 관측 시각에 지면에 쌓여 있는 눈의 수직 깊이(cm)다. 시간별 새로 쌓이는 눈이나 하루 최댓값을 현재 적설량으로 표시하지 않는다.</w:t>
+      </w:r>
+    </w:p>
+    <w:p>
+      <w:pPr>
+        <w:spacing w:after="160"/>
+      </w:pPr>
+      <w:r>
+        <w:t>단기예보 SNO와 예보 snowfallAmount는 해당 예보 시간 구간의 예상 신적설이다. 앱에는 예상 신적설로 표시하며, 누적 예보를 현재 남아 있는 눈의 깊이로 해석하지 않는다.</w:t>
+      </w:r>
+    </w:p>
+    <w:p>
+      <w:pPr>
+        <w:spacing w:after="160"/>
+      </w:pPr>
+      <w:r>
+        <w:t>과거 일관측 sd_day_max는 하루 동안 새로 내린 눈의 최대 깊이인 일 최심신적설이다. 앱에는 최심신적설로 표시한다. kma_snow_day.php sd=tot의 일 최심적설도 현재 적설량과 구분한다.</w:t>
+      </w:r>
+    </w:p>
+    <w:p>
+      <w:pPr>
+        <w:spacing w:after="160"/>
+      </w:pPr>
+      <w:r>
+        <w:t>현재 적설 원본은 kma_snow1.php의 sd=tot이며 사용자 지정 요청값은 snow=0이다. 활용승인과 실제 전체 지점 응답 검증은 완료됐고, 정규 운영 수집기·앱 연결은 남아 있다. 실제 응답 행의 TM을 관측 시각으로 사용한다.</w:t>
+      </w:r>
+    </w:p>
+    <w:p>
+      <w:pPr>
+        <w:spacing w:after="160"/>
+      </w:pPr>
+      <w:r>
+        <w:t>명시적 0cm는 정상 값이다. 음수 결측 코드·누락·수집 실패를 0cm로 바꾸지 않는다. 현재 적설의 인근 유효 관측값을 사용할 때 관측소·거리·실제 관측 시각을 보존한다.</w:t>
       </w:r>
     </w:p>
     <w:sectPr>
